--- a/Collatio/6/1. Textos/1. Marcados/6-H.docx
+++ b/Collatio/6/1. Textos/1. Marcados/6-H.docx
@@ -1,16 +1,16 @@
 
 <file path=word/document.xml><?xml version="1.0" encoding="utf-8"?>
-<w:document xmlns:wpc="http://schemas.microsoft.com/office/word/2010/wordprocessingCanvas" xmlns:cx="http://schemas.microsoft.com/office/drawing/2014/chartex" xmlns:cx1="http://schemas.microsoft.com/office/drawing/2015/9/8/chartex" xmlns:cx2="http://schemas.microsoft.com/office/drawing/2015/10/21/chartex" xmlns:cx3="http://schemas.microsoft.com/office/drawing/2016/5/9/chartex" xmlns:cx4="http://schemas.microsoft.com/office/drawing/2016/5/10/chartex" xmlns:cx5="http://schemas.microsoft.com/office/drawing/2016/5/11/chartex" xmlns:cx6="http://schemas.microsoft.com/office/drawing/2016/5/12/chartex" xmlns:cx7="http://schemas.microsoft.com/office/drawing/2016/5/13/chartex" xmlns:cx8="http://schemas.microsoft.com/office/drawing/2016/5/14/chartex" xmlns:mc="http://schemas.openxmlformats.org/markup-compatibility/2006" xmlns:aink="http://schemas.microsoft.com/office/drawing/2016/ink" xmlns:am3d="http://schemas.microsoft.com/office/drawing/2017/model3d" xmlns:o="urn:schemas-microsoft-com:office:office" xmlns:oel="http://schemas.microsoft.com/office/2019/extlst" xmlns:r="http://schemas.openxmlformats.org/officeDocument/2006/relationships" xmlns:m="http://schemas.openxmlformats.org/officeDocument/2006/math" xmlns:v="urn:schemas-microsoft-com:vml" xmlns:wp14="http://schemas.microsoft.com/office/word/2010/wordprocessingDrawing" xmlns:wp="http://schemas.openxmlformats.org/drawingml/2006/wordprocessingDrawing" xmlns:w10="urn:schemas-microsoft-com:office:word" xmlns:w="http://schemas.openxmlformats.org/wordprocessingml/2006/main" xmlns:w14="http://schemas.microsoft.com/office/word/2010/wordml" xmlns:w15="http://schemas.microsoft.com/office/word/2012/wordml" xmlns:w16cex="http://schemas.microsoft.com/office/word/2018/wordml/cex" xmlns:w16cid="http://schemas.microsoft.com/office/word/2016/wordml/cid" xmlns:w16="http://schemas.microsoft.com/office/word/2018/wordml" xmlns:w16sdtdh="http://schemas.microsoft.com/office/word/2020/wordml/sdtdatahash" xmlns:w16se="http://schemas.microsoft.com/office/word/2015/wordml/symex" xmlns:wpg="http://schemas.microsoft.com/office/word/2010/wordprocessingGroup" xmlns:wpi="http://schemas.microsoft.com/office/word/2010/wordprocessingInk" xmlns:wne="http://schemas.microsoft.com/office/word/2006/wordml" xmlns:wps="http://schemas.microsoft.com/office/word/2010/wordprocessingShape" mc:Ignorable="w14 w15 w16se w16cid w16 w16cex w16sdtdh wp14">
+<w:document xmlns:wpc="http://schemas.microsoft.com/office/word/2010/wordprocessingCanvas" xmlns:cx="http://schemas.microsoft.com/office/drawing/2014/chartex" xmlns:cx1="http://schemas.microsoft.com/office/drawing/2015/9/8/chartex" xmlns:cx2="http://schemas.microsoft.com/office/drawing/2015/10/21/chartex" xmlns:cx3="http://schemas.microsoft.com/office/drawing/2016/5/9/chartex" xmlns:cx4="http://schemas.microsoft.com/office/drawing/2016/5/10/chartex" xmlns:cx5="http://schemas.microsoft.com/office/drawing/2016/5/11/chartex" xmlns:cx6="http://schemas.microsoft.com/office/drawing/2016/5/12/chartex" xmlns:cx7="http://schemas.microsoft.com/office/drawing/2016/5/13/chartex" xmlns:cx8="http://schemas.microsoft.com/office/drawing/2016/5/14/chartex" xmlns:mc="http://schemas.openxmlformats.org/markup-compatibility/2006" xmlns:aink="http://schemas.microsoft.com/office/drawing/2016/ink" xmlns:am3d="http://schemas.microsoft.com/office/drawing/2017/model3d" xmlns:o="urn:schemas-microsoft-com:office:office" xmlns:oel="http://schemas.microsoft.com/office/2019/extlst" xmlns:r="http://schemas.openxmlformats.org/officeDocument/2006/relationships" xmlns:m="http://schemas.openxmlformats.org/officeDocument/2006/math" xmlns:v="urn:schemas-microsoft-com:vml" xmlns:wp14="http://schemas.microsoft.com/office/word/2010/wordprocessingDrawing" xmlns:wp="http://schemas.openxmlformats.org/drawingml/2006/wordprocessingDrawing" xmlns:w10="urn:schemas-microsoft-com:office:word" xmlns:w="http://schemas.openxmlformats.org/wordprocessingml/2006/main" xmlns:w14="http://schemas.microsoft.com/office/word/2010/wordml" xmlns:w15="http://schemas.microsoft.com/office/word/2012/wordml" xmlns:w16cex="http://schemas.microsoft.com/office/word/2018/wordml/cex" xmlns:w16cid="http://schemas.microsoft.com/office/word/2016/wordml/cid" xmlns:w16="http://schemas.microsoft.com/office/word/2018/wordml" xmlns:w16du="http://schemas.microsoft.com/office/word/2023/wordml/word16du" xmlns:w16sdtdh="http://schemas.microsoft.com/office/word/2020/wordml/sdtdatahash" xmlns:w16sdtfl="http://schemas.microsoft.com/office/word/2024/wordml/sdtformatlock" xmlns:w16se="http://schemas.microsoft.com/office/word/2015/wordml/symex" xmlns:wpg="http://schemas.microsoft.com/office/word/2010/wordprocessingGroup" xmlns:wpi="http://schemas.microsoft.com/office/word/2010/wordprocessingInk" xmlns:wne="http://schemas.microsoft.com/office/word/2006/wordml" xmlns:wps="http://schemas.microsoft.com/office/word/2010/wordprocessingShape" mc:Ignorable="w14 w15 w16se w16cid w16 w16cex w16sdtdh w16sdtfl w16du wp14">
   <w:body>
     <w:p>
       <w:pPr>
         <w:rPr>
-          <w:rFonts w:ascii="Garamond" w:hAnsi="Garamond"/>
+          <w:rFonts w:ascii="Brill" w:hAnsi="Brill"/>
         </w:rPr>
       </w:pPr>
       <w:r>
         <w:rPr>
-          <w:rFonts w:ascii="Garamond" w:hAnsi="Garamond"/>
+          <w:rFonts w:ascii="Brill" w:hAnsi="Brill"/>
           <w:color w:val="FF0000"/>
           <w:lang w:val="es-ES"/>
         </w:rPr>
@@ -18,137 +18,137 @@
       </w:r>
       <w:r>
         <w:rPr>
-          <w:rFonts w:ascii="Garamond" w:hAnsi="Garamond"/>
+          <w:rFonts w:ascii="Brill" w:hAnsi="Brill"/>
         </w:rPr>
         <w:t xml:space="preserve">Dixo el diciplo maestro ruego te que me digas por que razon es trenidat de tres personas e non de mas nin de menos % Respondio el maestro alta pregunta me as fecho e quiero te responder a ella lo mejor que yo sopiere sepas que la trenidat son tres personas e se encierran en un solo dios % Quando bien catares todas las cuentas del mundo d este uno que es la primera cosa fasta en mill non fallaras que otra cuenta ninguna viene estar la fuerça d ella en un punto si non de tres % E esto te quiero agora provar qu es asi comiença luego en el primer cuento qu es uno e fallaras que este uno es señero en su cabo e si contares dos son conpañeros e iguales que atal es el uno % </w:t>
       </w:r>
       <w:r>
         <w:rPr>
-          <w:rFonts w:ascii="Garamond" w:hAnsi="Garamond"/>
+          <w:rFonts w:ascii="Brill" w:hAnsi="Brill"/>
           <w:color w:val="FF0000"/>
         </w:rPr>
         <w:t xml:space="preserve">15r </w:t>
       </w:r>
       <w:r>
         <w:rPr>
-          <w:rFonts w:ascii="Garamond" w:hAnsi="Garamond"/>
+          <w:rFonts w:ascii="Brill" w:hAnsi="Brill"/>
         </w:rPr>
         <w:t>otro e non sabras en qual començar % Pues ve al tercero punto qu es tres e fallaras qu el cuento de tres que aquel que esta en el medio fasta el uno qu es comienço e al otro que sea cabo tal</w:t>
       </w:r>
       <w:r>
         <w:rPr>
-          <w:rFonts w:ascii="Garamond" w:hAnsi="Garamond"/>
+          <w:rFonts w:ascii="Brill" w:hAnsi="Brill"/>
           <w:lang w:val="es-ES"/>
         </w:rPr>
         <w:t xml:space="preserve"> </w:t>
       </w:r>
       <w:r>
         <w:rPr>
-          <w:rFonts w:ascii="Garamond" w:hAnsi="Garamond"/>
+          <w:rFonts w:ascii="Brill" w:hAnsi="Brill"/>
         </w:rPr>
         <w:t>es la trinidat % Ca el padre es comienço e el espiritu santo es el de en medio e el fijo es el tercero pues ve agora al cuento de quatro e fallaras que non podra venir el cuento % Ca en el cuento de quatro son dos primeros e dos postrimeros pues si d estos quieres fazer medianero avras y</w:t>
       </w:r>
       <w:r>
         <w:rPr>
-          <w:rFonts w:ascii="Garamond" w:hAnsi="Garamond"/>
+          <w:rFonts w:ascii="Brill" w:hAnsi="Brill"/>
           <w:lang w:val="es-ES"/>
         </w:rPr>
         <w:t xml:space="preserve"> </w:t>
       </w:r>
       <w:r>
         <w:rPr>
-          <w:rFonts w:ascii="Garamond" w:hAnsi="Garamond"/>
+          <w:rFonts w:ascii="Brill" w:hAnsi="Brill"/>
         </w:rPr>
         <w:t xml:space="preserve">a poner dos o uno e si pusieres uno en el comienço e dos en el cabo % E en esta guisa verna la cuenta desigual ca non sabries de aquellas dos que estavan en medio finca el primero en su cabo e dos encima e asi non era la cuenta igual % E bien asi por esta mesma razon seria desigualada en todos los cuentos salvo en este de tres e por esto dixo </w:t>
       </w:r>
       <w:r>
         <w:rPr>
-          <w:rFonts w:ascii="Garamond" w:hAnsi="Garamond"/>
+          <w:rFonts w:ascii="Brill" w:hAnsi="Brill"/>
           <w:lang w:val="es-ES"/>
         </w:rPr>
         <w:t>A</w:t>
       </w:r>
       <w:r>
         <w:rPr>
-          <w:rFonts w:ascii="Garamond" w:hAnsi="Garamond"/>
+          <w:rFonts w:ascii="Brill" w:hAnsi="Brill"/>
         </w:rPr>
         <w:t xml:space="preserve">brahan vi tres e uno adoro e non dezia </w:t>
       </w:r>
       <w:r>
         <w:rPr>
-          <w:rFonts w:ascii="Garamond" w:hAnsi="Garamond"/>
+          <w:rFonts w:ascii="Brill" w:hAnsi="Brill"/>
           <w:lang w:val="es-ES"/>
         </w:rPr>
         <w:t>A</w:t>
       </w:r>
       <w:r>
         <w:rPr>
-          <w:rFonts w:ascii="Garamond" w:hAnsi="Garamond"/>
+          <w:rFonts w:ascii="Brill" w:hAnsi="Brill"/>
         </w:rPr>
         <w:t xml:space="preserve">brahan esto que alguno presciase e a los dos menos presciase % Mas adorando al uno adorava a todos tres asi como la trenidat de todas tres personas se encierran en un dios ca es fazedor e criador e comienço de todo % E el fijo es redemidor </w:t>
       </w:r>
       <w:r>
         <w:rPr>
-          <w:rFonts w:ascii="Garamond" w:hAnsi="Garamond"/>
+          <w:rFonts w:ascii="Brill" w:hAnsi="Brill"/>
           <w:color w:val="FF0000"/>
         </w:rPr>
         <w:t>e fazedor</w:t>
       </w:r>
       <w:r>
         <w:rPr>
-          <w:rFonts w:ascii="Garamond" w:hAnsi="Garamond"/>
+          <w:rFonts w:ascii="Brill" w:hAnsi="Brill"/>
         </w:rPr>
         <w:t xml:space="preserve"> e sal</w:t>
       </w:r>
       <w:r>
         <w:rPr>
-          <w:rFonts w:ascii="Garamond" w:hAnsi="Garamond"/>
+          <w:rFonts w:ascii="Brill" w:hAnsi="Brill"/>
           <w:lang w:val="es-ES"/>
         </w:rPr>
         <w:t>v</w:t>
       </w:r>
       <w:r>
         <w:rPr>
-          <w:rFonts w:ascii="Garamond" w:hAnsi="Garamond"/>
+          <w:rFonts w:ascii="Brill" w:hAnsi="Brill"/>
         </w:rPr>
         <w:t>ador del mundo e el espiritu santo es alunbrador e guardador e asolador de todas las cosas % E qual</w:t>
       </w:r>
       <w:r>
         <w:rPr>
-          <w:rFonts w:ascii="Garamond" w:hAnsi="Garamond"/>
+          <w:rFonts w:ascii="Brill" w:hAnsi="Brill"/>
           <w:lang w:val="es-ES"/>
         </w:rPr>
         <w:t xml:space="preserve"> </w:t>
       </w:r>
       <w:r>
         <w:rPr>
-          <w:rFonts w:ascii="Garamond" w:hAnsi="Garamond"/>
+          <w:rFonts w:ascii="Brill" w:hAnsi="Brill"/>
         </w:rPr>
         <w:t>es el uno tal</w:t>
       </w:r>
       <w:r>
         <w:rPr>
-          <w:rFonts w:ascii="Garamond" w:hAnsi="Garamond"/>
+          <w:rFonts w:ascii="Brill" w:hAnsi="Brill"/>
           <w:lang w:val="es-ES"/>
         </w:rPr>
         <w:t xml:space="preserve"> </w:t>
       </w:r>
       <w:r>
         <w:rPr>
-          <w:rFonts w:ascii="Garamond" w:hAnsi="Garamond"/>
+          <w:rFonts w:ascii="Brill" w:hAnsi="Brill"/>
         </w:rPr>
         <w:t xml:space="preserve">es el otro e por esso encierra dios la trenidat de la cuenta de tres </w:t>
       </w:r>
       <w:r>
         <w:rPr>
-          <w:rFonts w:ascii="Garamond" w:hAnsi="Garamond"/>
+          <w:rFonts w:ascii="Brill" w:hAnsi="Brill"/>
           <w:color w:val="FF0000"/>
         </w:rPr>
         <w:t xml:space="preserve">15v </w:t>
       </w:r>
       <w:r>
         <w:rPr>
-          <w:rFonts w:ascii="Garamond" w:hAnsi="Garamond"/>
+          <w:rFonts w:ascii="Brill" w:hAnsi="Brill"/>
         </w:rPr>
         <w:t>personas</w:t>
       </w:r>
@@ -164,7 +164,7 @@
 </file>
 
 <file path=word/styles.xml><?xml version="1.0" encoding="utf-8"?>
-<w:styles xmlns:mc="http://schemas.openxmlformats.org/markup-compatibility/2006" xmlns:r="http://schemas.openxmlformats.org/officeDocument/2006/relationships" xmlns:w="http://schemas.openxmlformats.org/wordprocessingml/2006/main" xmlns:w14="http://schemas.microsoft.com/office/word/2010/wordml" xmlns:w15="http://schemas.microsoft.com/office/word/2012/wordml" xmlns:w16cex="http://schemas.microsoft.com/office/word/2018/wordml/cex" xmlns:w16cid="http://schemas.microsoft.com/office/word/2016/wordml/cid" xmlns:w16="http://schemas.microsoft.com/office/word/2018/wordml" xmlns:w16sdtdh="http://schemas.microsoft.com/office/word/2020/wordml/sdtdatahash" xmlns:w16se="http://schemas.microsoft.com/office/word/2015/wordml/symex" mc:Ignorable="w14 w15 w16se w16cid w16 w16cex w16sdtdh">
+<w:styles xmlns:mc="http://schemas.openxmlformats.org/markup-compatibility/2006" xmlns:r="http://schemas.openxmlformats.org/officeDocument/2006/relationships" xmlns:w="http://schemas.openxmlformats.org/wordprocessingml/2006/main" xmlns:w14="http://schemas.microsoft.com/office/word/2010/wordml" xmlns:w15="http://schemas.microsoft.com/office/word/2012/wordml" xmlns:w16cex="http://schemas.microsoft.com/office/word/2018/wordml/cex" xmlns:w16cid="http://schemas.microsoft.com/office/word/2016/wordml/cid" xmlns:w16="http://schemas.microsoft.com/office/word/2018/wordml" xmlns:w16du="http://schemas.microsoft.com/office/word/2023/wordml/word16du" xmlns:w16sdtdh="http://schemas.microsoft.com/office/word/2020/wordml/sdtdatahash" xmlns:w16sdtfl="http://schemas.microsoft.com/office/word/2024/wordml/sdtformatlock" xmlns:w16se="http://schemas.microsoft.com/office/word/2015/wordml/symex" mc:Ignorable="w14 w15 w16se w16cid w16 w16cex w16sdtdh w16sdtfl w16du">
   <w:docDefaults>
     <w:rPrDefault>
       <w:rPr>
